--- a/agendapractica.docx
+++ b/agendapractica.docx
@@ -100,7 +100,7 @@
                     <pic:cNvPicPr preferRelativeResize="0"/>
                   </pic:nvPicPr>
                   <pic:blipFill>
-                    <a:blip r:embed="rId8"/>
+                    <a:blip r:embed="rId9"/>
                     <a:srcRect/>
                     <a:stretch>
                       <a:fillRect/>
@@ -291,7 +291,7 @@
           <w:sz w:val="20"/>
           <w:szCs w:val="20"/>
         </w:rPr>
-        <w:t xml:space="preserve">                                                        </w:t>
+        <w:t xml:space="preserve">            </w:t>
       </w:r>
       <w:r>
         <w:rPr>
@@ -3191,6 +3191,13 @@
               </w:rPr>
               <w:t>Problema POO 3</w:t>
             </w:r>
+            <w:r>
+              <w:rPr>
+                <w:sz w:val="20"/>
+                <w:szCs w:val="20"/>
+              </w:rPr>
+              <w:t xml:space="preserve"> si 13</w:t>
+            </w:r>
           </w:p>
         </w:tc>
         <w:tc>
@@ -3344,7 +3351,7 @@
                 <w:sz w:val="20"/>
                 <w:szCs w:val="20"/>
               </w:rPr>
-              <w:t>Problema POO 14z</w:t>
+              <w:t>Sarcina suplimentara</w:t>
             </w:r>
           </w:p>
         </w:tc>
@@ -3505,8 +3512,8 @@
     </w:p>
     <w:tbl>
       <w:tblPr>
-        <w:tblW w:w="6771" w:type="dxa"/>
-        <w:tblInd w:w="-115" w:type="dxa"/>
+        <w:tblW w:w="6841" w:type="dxa"/>
+        <w:tblInd w:w="-185" w:type="dxa"/>
         <w:tblBorders>
           <w:top w:val="single" w:sz="4" w:space="0" w:color="000000"/>
           <w:left w:val="single" w:sz="4" w:space="0" w:color="000000"/>
@@ -3519,7 +3526,7 @@
         <w:tblLook w:val="0000" w:firstRow="0" w:lastRow="0" w:firstColumn="0" w:lastColumn="0" w:noHBand="0" w:noVBand="0"/>
       </w:tblPr>
       <w:tblGrid>
-        <w:gridCol w:w="1064"/>
+        <w:gridCol w:w="1134"/>
         <w:gridCol w:w="5707"/>
       </w:tblGrid>
       <w:tr>
@@ -3528,7 +3535,7 @@
         </w:trPr>
         <w:tc>
           <w:tcPr>
-            <w:tcW w:w="1064" w:type="dxa"/>
+            <w:tcW w:w="1134" w:type="dxa"/>
             <w:shd w:val="clear" w:color="auto" w:fill="DBE5F1"/>
             <w:vAlign w:val="center"/>
           </w:tcPr>
@@ -3610,7 +3617,7 @@
         </w:trPr>
         <w:tc>
           <w:tcPr>
-            <w:tcW w:w="1064" w:type="dxa"/>
+            <w:tcW w:w="1134" w:type="dxa"/>
           </w:tcPr>
           <w:p>
             <w:r>
@@ -3641,7 +3648,7 @@
         </w:trPr>
         <w:tc>
           <w:tcPr>
-            <w:tcW w:w="1064" w:type="dxa"/>
+            <w:tcW w:w="1134" w:type="dxa"/>
           </w:tcPr>
           <w:p>
             <w:r>
@@ -3672,7 +3679,7 @@
         </w:trPr>
         <w:tc>
           <w:tcPr>
-            <w:tcW w:w="1064" w:type="dxa"/>
+            <w:tcW w:w="1134" w:type="dxa"/>
           </w:tcPr>
           <w:p>
             <w:r>
@@ -3717,7 +3724,7 @@
         </w:trPr>
         <w:tc>
           <w:tcPr>
-            <w:tcW w:w="1064" w:type="dxa"/>
+            <w:tcW w:w="1134" w:type="dxa"/>
           </w:tcPr>
           <w:p>
             <w:r>
@@ -3762,7 +3769,7 @@
         </w:trPr>
         <w:tc>
           <w:tcPr>
-            <w:tcW w:w="1064" w:type="dxa"/>
+            <w:tcW w:w="1134" w:type="dxa"/>
           </w:tcPr>
           <w:p>
             <w:r>
@@ -3856,8 +3863,8 @@
     </w:p>
     <w:tbl>
       <w:tblPr>
-        <w:tblW w:w="6771" w:type="dxa"/>
-        <w:tblInd w:w="-115" w:type="dxa"/>
+        <w:tblW w:w="6841" w:type="dxa"/>
+        <w:tblInd w:w="-185" w:type="dxa"/>
         <w:tblBorders>
           <w:top w:val="single" w:sz="4" w:space="0" w:color="000000"/>
           <w:left w:val="single" w:sz="4" w:space="0" w:color="000000"/>
@@ -3870,7 +3877,7 @@
         <w:tblLook w:val="0000" w:firstRow="0" w:lastRow="0" w:firstColumn="0" w:lastColumn="0" w:noHBand="0" w:noVBand="0"/>
       </w:tblPr>
       <w:tblGrid>
-        <w:gridCol w:w="1064"/>
+        <w:gridCol w:w="1134"/>
         <w:gridCol w:w="5707"/>
       </w:tblGrid>
       <w:tr>
@@ -3879,7 +3886,7 @@
         </w:trPr>
         <w:tc>
           <w:tcPr>
-            <w:tcW w:w="1064" w:type="dxa"/>
+            <w:tcW w:w="1134" w:type="dxa"/>
             <w:shd w:val="clear" w:color="auto" w:fill="DBE5F1"/>
             <w:vAlign w:val="center"/>
           </w:tcPr>
@@ -3961,7 +3968,7 @@
         </w:trPr>
         <w:tc>
           <w:tcPr>
-            <w:tcW w:w="1064" w:type="dxa"/>
+            <w:tcW w:w="1134" w:type="dxa"/>
           </w:tcPr>
           <w:p>
             <w:r>
@@ -3992,7 +3999,7 @@
         </w:trPr>
         <w:tc>
           <w:tcPr>
-            <w:tcW w:w="1064" w:type="dxa"/>
+            <w:tcW w:w="1134" w:type="dxa"/>
           </w:tcPr>
           <w:p>
             <w:r>
@@ -4023,7 +4030,7 @@
         </w:trPr>
         <w:tc>
           <w:tcPr>
-            <w:tcW w:w="1064" w:type="dxa"/>
+            <w:tcW w:w="1134" w:type="dxa"/>
           </w:tcPr>
           <w:p>
             <w:r>
@@ -4054,7 +4061,7 @@
         </w:trPr>
         <w:tc>
           <w:tcPr>
-            <w:tcW w:w="1064" w:type="dxa"/>
+            <w:tcW w:w="1134" w:type="dxa"/>
           </w:tcPr>
           <w:p>
             <w:r>
@@ -4085,7 +4092,7 @@
         </w:trPr>
         <w:tc>
           <w:tcPr>
-            <w:tcW w:w="1064" w:type="dxa"/>
+            <w:tcW w:w="1134" w:type="dxa"/>
           </w:tcPr>
           <w:p>
             <w:r>
@@ -4185,8 +4192,8 @@
     </w:p>
     <w:tbl>
       <w:tblPr>
-        <w:tblW w:w="6771" w:type="dxa"/>
-        <w:tblInd w:w="-115" w:type="dxa"/>
+        <w:tblW w:w="6841" w:type="dxa"/>
+        <w:tblInd w:w="-185" w:type="dxa"/>
         <w:tblBorders>
           <w:top w:val="single" w:sz="4" w:space="0" w:color="000000"/>
           <w:left w:val="single" w:sz="4" w:space="0" w:color="000000"/>
@@ -4199,7 +4206,7 @@
         <w:tblLook w:val="0000" w:firstRow="0" w:lastRow="0" w:firstColumn="0" w:lastColumn="0" w:noHBand="0" w:noVBand="0"/>
       </w:tblPr>
       <w:tblGrid>
-        <w:gridCol w:w="1064"/>
+        <w:gridCol w:w="1134"/>
         <w:gridCol w:w="5707"/>
       </w:tblGrid>
       <w:tr>
@@ -4208,7 +4215,7 @@
         </w:trPr>
         <w:tc>
           <w:tcPr>
-            <w:tcW w:w="1064" w:type="dxa"/>
+            <w:tcW w:w="1134" w:type="dxa"/>
             <w:shd w:val="clear" w:color="auto" w:fill="DBE5F1"/>
             <w:vAlign w:val="center"/>
           </w:tcPr>
@@ -4290,7 +4297,7 @@
         </w:trPr>
         <w:tc>
           <w:tcPr>
-            <w:tcW w:w="1064" w:type="dxa"/>
+            <w:tcW w:w="1134" w:type="dxa"/>
           </w:tcPr>
           <w:p>
             <w:r>
@@ -4310,7 +4317,7 @@
               <w:rPr>
                 <w:sz w:val="20"/>
               </w:rPr>
-              <w:t>Rezolvarea problemei POO 14z - Programare Orientată pe Obiecte (continuare). S-a elaborat un program cu moștenire și polimorfism pentru gestionarea angajaților.</w:t>
+              <w:t>Rezolvarea problemei POO 14 - Programare Orientată pe Obiecte (continuare). S-a elaborat un program cu moștenire și polimorfism pentru gestionarea angajaților.</w:t>
             </w:r>
           </w:p>
         </w:tc>
@@ -4321,7 +4328,7 @@
         </w:trPr>
         <w:tc>
           <w:tcPr>
-            <w:tcW w:w="1064" w:type="dxa"/>
+            <w:tcW w:w="1134" w:type="dxa"/>
           </w:tcPr>
           <w:p>
             <w:r>
@@ -4341,7 +4348,25 @@
               <w:rPr>
                 <w:sz w:val="20"/>
               </w:rPr>
-              <w:t>Testarea și depanarea tuturor programelor elaborate. Corectarea erorilor de sintaxă și optimizarea codului sursă.</w:t>
+              <w:t xml:space="preserve">Realizarea sarcinii suplimentare </w:t>
+            </w:r>
+            <w:r>
+              <w:rPr>
+                <w:sz w:val="20"/>
+              </w:rPr>
+              <w:t>ș</w:t>
+            </w:r>
+            <w:r>
+              <w:rPr>
+                <w:sz w:val="20"/>
+              </w:rPr>
+              <w:t>i t</w:t>
+            </w:r>
+            <w:r>
+              <w:rPr>
+                <w:sz w:val="20"/>
+              </w:rPr>
+              <w:t>estarea și depanarea tuturor programelor elaborate. Corectarea erorilor de sintaxă și optimizarea codului sursă.</w:t>
             </w:r>
           </w:p>
         </w:tc>
@@ -4352,7 +4377,7 @@
         </w:trPr>
         <w:tc>
           <w:tcPr>
-            <w:tcW w:w="1064" w:type="dxa"/>
+            <w:tcW w:w="1134" w:type="dxa"/>
           </w:tcPr>
           <w:p>
             <w:r>
@@ -4383,7 +4408,7 @@
         </w:trPr>
         <w:tc>
           <w:tcPr>
-            <w:tcW w:w="1064" w:type="dxa"/>
+            <w:tcW w:w="1134" w:type="dxa"/>
           </w:tcPr>
           <w:p>
             <w:r>
@@ -4414,7 +4439,7 @@
         </w:trPr>
         <w:tc>
           <w:tcPr>
-            <w:tcW w:w="1064" w:type="dxa"/>
+            <w:tcW w:w="1134" w:type="dxa"/>
           </w:tcPr>
           <w:p>
             <w:r>
@@ -4583,6 +4608,80 @@
         <w:rPr>
           <w:i/>
           <w:iCs/>
+          <w:noProof/>
+          <w:color w:val="000000"/>
+          <w:sz w:val="20"/>
+          <w:szCs w:val="20"/>
+        </w:rPr>
+        <mc:AlternateContent>
+          <mc:Choice Requires="wps">
+            <w:drawing>
+              <wp:anchor distT="0" distB="0" distL="114300" distR="114300" simplePos="0" relativeHeight="251660288" behindDoc="0" locked="0" layoutInCell="1" allowOverlap="1" wp14:anchorId="4E69580E" wp14:editId="5E79050C">
+                <wp:simplePos x="0" y="0"/>
+                <wp:positionH relativeFrom="column">
+                  <wp:posOffset>489257</wp:posOffset>
+                </wp:positionH>
+                <wp:positionV relativeFrom="paragraph">
+                  <wp:posOffset>14605</wp:posOffset>
+                </wp:positionV>
+                <wp:extent cx="133350" cy="142875"/>
+                <wp:effectExtent l="57150" t="19050" r="19050" b="104775"/>
+                <wp:wrapNone/>
+                <wp:docPr id="2" name="Oval 2"/>
+                <wp:cNvGraphicFramePr/>
+                <a:graphic xmlns:a="http://schemas.openxmlformats.org/drawingml/2006/main">
+                  <a:graphicData uri="http://schemas.microsoft.com/office/word/2010/wordprocessingShape">
+                    <wps:wsp>
+                      <wps:cNvSpPr/>
+                      <wps:spPr>
+                        <a:xfrm>
+                          <a:off x="0" y="0"/>
+                          <a:ext cx="133350" cy="142875"/>
+                        </a:xfrm>
+                        <a:prstGeom prst="ellipse">
+                          <a:avLst/>
+                        </a:prstGeom>
+                        <a:noFill/>
+                      </wps:spPr>
+                      <wps:style>
+                        <a:lnRef idx="1">
+                          <a:schemeClr val="accent2"/>
+                        </a:lnRef>
+                        <a:fillRef idx="3">
+                          <a:schemeClr val="accent2"/>
+                        </a:fillRef>
+                        <a:effectRef idx="2">
+                          <a:schemeClr val="accent2"/>
+                        </a:effectRef>
+                        <a:fontRef idx="minor">
+                          <a:schemeClr val="lt1"/>
+                        </a:fontRef>
+                      </wps:style>
+                      <wps:bodyPr rot="0" spcFirstLastPara="0" vertOverflow="overflow" horzOverflow="overflow" vert="horz" wrap="square" lIns="91440" tIns="45720" rIns="91440" bIns="45720" numCol="1" spcCol="0" rtlCol="0" fromWordArt="0" anchor="ctr" anchorCtr="0" forceAA="0" compatLnSpc="1">
+                        <a:prstTxWarp prst="textNoShape">
+                          <a:avLst/>
+                        </a:prstTxWarp>
+                        <a:noAutofit/>
+                      </wps:bodyPr>
+                    </wps:wsp>
+                  </a:graphicData>
+                </a:graphic>
+              </wp:anchor>
+            </w:drawing>
+          </mc:Choice>
+          <mc:Fallback>
+            <w:pict>
+              <v:oval w14:anchorId="5AA641DF" id="Oval 2" o:spid="_x0000_s1026" style="position:absolute;margin-left:38.5pt;margin-top:1.15pt;width:10.5pt;height:11.25pt;z-index:251660288;visibility:visible;mso-wrap-style:square;mso-wrap-distance-left:9pt;mso-wrap-distance-top:0;mso-wrap-distance-right:9pt;mso-wrap-distance-bottom:0;mso-position-horizontal:absolute;mso-position-horizontal-relative:text;mso-position-vertical:absolute;mso-position-vertical-relative:text;v-text-anchor:middle" o:gfxdata="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" filled="f" strokecolor="#bc4542 [3045]">
+                <v:shadow on="t" color="black" opacity="22937f" origin=",.5" offset="0,.63889mm"/>
+              </v:oval>
+            </w:pict>
+          </mc:Fallback>
+        </mc:AlternateContent>
+      </w:r>
+      <w:r>
+        <w:rPr>
+          <w:i/>
+          <w:iCs/>
           <w:color w:val="000000"/>
           <w:sz w:val="20"/>
           <w:szCs w:val="20"/>
@@ -5073,7 +5172,7 @@
     </w:p>
     <w:p/>
     <w:sectPr>
-      <w:footerReference w:type="default" r:id="rId9"/>
+      <w:footerReference w:type="default" r:id="rId10"/>
       <w:pgSz w:w="8391" w:h="11907"/>
       <w:pgMar w:top="851" w:right="851" w:bottom="851" w:left="851" w:header="720" w:footer="720" w:gutter="0"/>
       <w:pgNumType w:start="1"/>
@@ -6453,12 +6552,24 @@
 </file>
 
 <file path=customXml/item1.xml><?xml version="1.0" encoding="utf-8"?>
+<b:Sources xmlns:b="http://schemas.openxmlformats.org/officeDocument/2006/bibliography" xmlns="http://schemas.openxmlformats.org/officeDocument/2006/bibliography" SelectedStyle="\APASixthEditionOfficeOnline.xsl" StyleName="APA" Version="6"/>
+</file>
+
+<file path=customXml/item2.xml><?xml version="1.0" encoding="utf-8"?>
 <go:gDocsCustomXmlDataStorage xmlns:go="http://customooxmlschemas.google.com/" xmlns:r="http://schemas.openxmlformats.org/officeDocument/2006/relationships" uri="GoogleDocsCustomDataVersion2">
   <go:docsCustomData xmlns:go="http://customooxmlschemas.google.com/" roundtripDataSignature="AMtx7mjOeFv0cj65uxdfeIMAU7SQSw7SZA==">CgMxLjA4AGooChRzdWdnZXN0LmV4bmJ3Y2F6YWlidxIQQ29uc3RhbnRpbiBCYXJidXIhMWFVWjBlbERKRm1QTXN5cWg3MXZCN3BWWEFfTXdhZTY4</go:docsCustomData>
 </go:gDocsCustomXmlDataStorage>
 </file>
 
 <file path=customXml/itemProps1.xml><?xml version="1.0" encoding="utf-8"?>
+<ds:datastoreItem xmlns:ds="http://schemas.openxmlformats.org/officeDocument/2006/customXml" ds:itemID="{6FF7CB19-3384-46EB-9AF4-D1D78528D094}">
+  <ds:schemaRefs>
+    <ds:schemaRef ds:uri="http://schemas.openxmlformats.org/officeDocument/2006/bibliography"/>
+  </ds:schemaRefs>
+</ds:datastoreItem>
+</file>
+
+<file path=customXml/itemProps2.xml><?xml version="1.0" encoding="utf-8"?>
 <ds:datastoreItem xmlns:ds="http://schemas.openxmlformats.org/officeDocument/2006/customXml" ds:itemID="{11111111-1234-1234-1234-123412341234}">
   <ds:schemaRefs>
     <ds:schemaRef ds:uri="http://customooxmlschemas.google.com/"/>

--- a/agendapractica.docx
+++ b/agendapractica.docx
@@ -3501,6 +3501,75 @@
       </w:pPr>
       <w:r>
         <w:rPr>
+          <w:noProof/>
+          <w:sz w:val="24"/>
+          <w:szCs w:val="24"/>
+        </w:rPr>
+        <w:drawing>
+          <wp:anchor distT="0" distB="0" distL="114300" distR="114300" simplePos="0" relativeHeight="251661312" behindDoc="1" locked="0" layoutInCell="1" allowOverlap="1" wp14:anchorId="48C56590" wp14:editId="5AA3C4BE">
+            <wp:simplePos x="0" y="0"/>
+            <wp:positionH relativeFrom="column">
+              <wp:posOffset>2482215</wp:posOffset>
+            </wp:positionH>
+            <wp:positionV relativeFrom="paragraph">
+              <wp:posOffset>3576320</wp:posOffset>
+            </wp:positionV>
+            <wp:extent cx="1888068" cy="457200"/>
+            <wp:effectExtent l="0" t="0" r="0" b="0"/>
+            <wp:wrapNone/>
+            <wp:docPr id="3" name="Picture 3"/>
+            <wp:cNvGraphicFramePr>
+              <a:graphicFrameLocks xmlns:a="http://schemas.openxmlformats.org/drawingml/2006/main" noChangeAspect="1"/>
+            </wp:cNvGraphicFramePr>
+            <a:graphic xmlns:a="http://schemas.openxmlformats.org/drawingml/2006/main">
+              <a:graphicData uri="http://schemas.openxmlformats.org/drawingml/2006/picture">
+                <pic:pic xmlns:pic="http://schemas.openxmlformats.org/drawingml/2006/picture">
+                  <pic:nvPicPr>
+                    <pic:cNvPr id="0" name="Picture 1"/>
+                    <pic:cNvPicPr>
+                      <a:picLocks noChangeAspect="1" noChangeArrowheads="1"/>
+                    </pic:cNvPicPr>
+                  </pic:nvPicPr>
+                  <pic:blipFill>
+                    <a:blip r:embed="rId10" cstate="print">
+                      <a:extLst>
+                        <a:ext uri="{28A0092B-C50C-407E-A947-70E740481C1C}">
+                          <a14:useLocalDpi xmlns:a14="http://schemas.microsoft.com/office/drawing/2010/main" val="0"/>
+                        </a:ext>
+                      </a:extLst>
+                    </a:blip>
+                    <a:srcRect/>
+                    <a:stretch>
+                      <a:fillRect/>
+                    </a:stretch>
+                  </pic:blipFill>
+                  <pic:spPr bwMode="auto">
+                    <a:xfrm>
+                      <a:off x="0" y="0"/>
+                      <a:ext cx="1888068" cy="457200"/>
+                    </a:xfrm>
+                    <a:prstGeom prst="rect">
+                      <a:avLst/>
+                    </a:prstGeom>
+                    <a:noFill/>
+                    <a:ln>
+                      <a:noFill/>
+                    </a:ln>
+                  </pic:spPr>
+                </pic:pic>
+              </a:graphicData>
+            </a:graphic>
+            <wp14:sizeRelH relativeFrom="margin">
+              <wp14:pctWidth>0</wp14:pctWidth>
+            </wp14:sizeRelH>
+            <wp14:sizeRelV relativeFrom="margin">
+              <wp14:pctHeight>0</wp14:pctHeight>
+            </wp14:sizeRelV>
+          </wp:anchor>
+        </w:drawing>
+      </w:r>
+      <w:r>
+        <w:rPr>
           <w:b/>
           <w:bCs/>
           <w:color w:val="000000"/>
@@ -3806,12 +3875,26 @@
           <w:szCs w:val="18"/>
         </w:rPr>
       </w:pPr>
-      <w:r>
-        <w:rPr>
-          <w:sz w:val="24"/>
-          <w:szCs w:val="24"/>
-        </w:rPr>
-        <w:t>____________________</w:t>
+    </w:p>
+    <w:p>
+      <w:pPr>
+        <w:spacing w:after="0"/>
+        <w:jc w:val="right"/>
+        <w:rPr>
+          <w:i/>
+          <w:iCs/>
+          <w:sz w:val="18"/>
+          <w:szCs w:val="18"/>
+        </w:rPr>
+      </w:pPr>
+      <w:r>
+        <w:rPr>
+          <w:i/>
+          <w:iCs/>
+          <w:sz w:val="18"/>
+          <w:szCs w:val="18"/>
+        </w:rPr>
+        <w:t>_____________</w:t>
       </w:r>
       <w:r>
         <w:rPr>
@@ -3857,7 +3940,76 @@
         </w:rPr>
       </w:pPr>
       <w:r>
+        <w:rPr>
+          <w:noProof/>
+          <w:sz w:val="24"/>
+          <w:szCs w:val="24"/>
+        </w:rPr>
         <w:lastRenderedPageBreak/>
+        <w:drawing>
+          <wp:anchor distT="0" distB="0" distL="114300" distR="114300" simplePos="0" relativeHeight="251663360" behindDoc="1" locked="0" layoutInCell="1" allowOverlap="1" wp14:anchorId="02ABC49C" wp14:editId="0F33CB94">
+            <wp:simplePos x="0" y="0"/>
+            <wp:positionH relativeFrom="column">
+              <wp:posOffset>2101850</wp:posOffset>
+            </wp:positionH>
+            <wp:positionV relativeFrom="paragraph">
+              <wp:posOffset>5527040</wp:posOffset>
+            </wp:positionV>
+            <wp:extent cx="1888068" cy="457200"/>
+            <wp:effectExtent l="0" t="0" r="0" b="0"/>
+            <wp:wrapNone/>
+            <wp:docPr id="4" name="Picture 4"/>
+            <wp:cNvGraphicFramePr>
+              <a:graphicFrameLocks xmlns:a="http://schemas.openxmlformats.org/drawingml/2006/main" noChangeAspect="1"/>
+            </wp:cNvGraphicFramePr>
+            <a:graphic xmlns:a="http://schemas.openxmlformats.org/drawingml/2006/main">
+              <a:graphicData uri="http://schemas.openxmlformats.org/drawingml/2006/picture">
+                <pic:pic xmlns:pic="http://schemas.openxmlformats.org/drawingml/2006/picture">
+                  <pic:nvPicPr>
+                    <pic:cNvPr id="0" name="Picture 1"/>
+                    <pic:cNvPicPr>
+                      <a:picLocks noChangeAspect="1" noChangeArrowheads="1"/>
+                    </pic:cNvPicPr>
+                  </pic:nvPicPr>
+                  <pic:blipFill>
+                    <a:blip r:embed="rId10" cstate="print">
+                      <a:extLst>
+                        <a:ext uri="{28A0092B-C50C-407E-A947-70E740481C1C}">
+                          <a14:useLocalDpi xmlns:a14="http://schemas.microsoft.com/office/drawing/2010/main" val="0"/>
+                        </a:ext>
+                      </a:extLst>
+                    </a:blip>
+                    <a:srcRect/>
+                    <a:stretch>
+                      <a:fillRect/>
+                    </a:stretch>
+                  </pic:blipFill>
+                  <pic:spPr bwMode="auto">
+                    <a:xfrm>
+                      <a:off x="0" y="0"/>
+                      <a:ext cx="1888068" cy="457200"/>
+                    </a:xfrm>
+                    <a:prstGeom prst="rect">
+                      <a:avLst/>
+                    </a:prstGeom>
+                    <a:noFill/>
+                    <a:ln>
+                      <a:noFill/>
+                    </a:ln>
+                  </pic:spPr>
+                </pic:pic>
+              </a:graphicData>
+            </a:graphic>
+            <wp14:sizeRelH relativeFrom="margin">
+              <wp14:pctWidth>0</wp14:pctWidth>
+            </wp14:sizeRelH>
+            <wp14:sizeRelV relativeFrom="margin">
+              <wp14:pctHeight>0</wp14:pctHeight>
+            </wp14:sizeRelV>
+          </wp:anchor>
+        </w:drawing>
+      </w:r>
+      <w:r>
         <w:t>Săptămâna II de la 01.06.2026 până la 05. 06. 2026</w:t>
       </w:r>
     </w:p>
@@ -4180,13 +4332,82 @@
       </w:pPr>
       <w:r>
         <w:rPr>
+          <w:noProof/>
+          <w:sz w:val="24"/>
+          <w:szCs w:val="24"/>
+        </w:rPr>
+        <w:lastRenderedPageBreak/>
+        <w:drawing>
+          <wp:anchor distT="0" distB="0" distL="114300" distR="114300" simplePos="0" relativeHeight="251665408" behindDoc="1" locked="0" layoutInCell="1" allowOverlap="1" wp14:anchorId="6E752A25" wp14:editId="73F8FF09">
+            <wp:simplePos x="0" y="0"/>
+            <wp:positionH relativeFrom="column">
+              <wp:posOffset>2097405</wp:posOffset>
+            </wp:positionH>
+            <wp:positionV relativeFrom="paragraph">
+              <wp:posOffset>5505450</wp:posOffset>
+            </wp:positionV>
+            <wp:extent cx="1888068" cy="457200"/>
+            <wp:effectExtent l="0" t="0" r="0" b="0"/>
+            <wp:wrapNone/>
+            <wp:docPr id="5" name="Picture 5"/>
+            <wp:cNvGraphicFramePr>
+              <a:graphicFrameLocks xmlns:a="http://schemas.openxmlformats.org/drawingml/2006/main" noChangeAspect="1"/>
+            </wp:cNvGraphicFramePr>
+            <a:graphic xmlns:a="http://schemas.openxmlformats.org/drawingml/2006/main">
+              <a:graphicData uri="http://schemas.openxmlformats.org/drawingml/2006/picture">
+                <pic:pic xmlns:pic="http://schemas.openxmlformats.org/drawingml/2006/picture">
+                  <pic:nvPicPr>
+                    <pic:cNvPr id="0" name="Picture 1"/>
+                    <pic:cNvPicPr>
+                      <a:picLocks noChangeAspect="1" noChangeArrowheads="1"/>
+                    </pic:cNvPicPr>
+                  </pic:nvPicPr>
+                  <pic:blipFill>
+                    <a:blip r:embed="rId10" cstate="print">
+                      <a:extLst>
+                        <a:ext uri="{28A0092B-C50C-407E-A947-70E740481C1C}">
+                          <a14:useLocalDpi xmlns:a14="http://schemas.microsoft.com/office/drawing/2010/main" val="0"/>
+                        </a:ext>
+                      </a:extLst>
+                    </a:blip>
+                    <a:srcRect/>
+                    <a:stretch>
+                      <a:fillRect/>
+                    </a:stretch>
+                  </pic:blipFill>
+                  <pic:spPr bwMode="auto">
+                    <a:xfrm>
+                      <a:off x="0" y="0"/>
+                      <a:ext cx="1888068" cy="457200"/>
+                    </a:xfrm>
+                    <a:prstGeom prst="rect">
+                      <a:avLst/>
+                    </a:prstGeom>
+                    <a:noFill/>
+                    <a:ln>
+                      <a:noFill/>
+                    </a:ln>
+                  </pic:spPr>
+                </pic:pic>
+              </a:graphicData>
+            </a:graphic>
+            <wp14:sizeRelH relativeFrom="margin">
+              <wp14:pctWidth>0</wp14:pctWidth>
+            </wp14:sizeRelH>
+            <wp14:sizeRelV relativeFrom="margin">
+              <wp14:pctHeight>0</wp14:pctHeight>
+            </wp14:sizeRelV>
+          </wp:anchor>
+        </w:drawing>
+      </w:r>
+      <w:r>
+        <w:rPr>
           <w:b/>
           <w:bCs/>
           <w:color w:val="000000"/>
           <w:sz w:val="20"/>
           <w:szCs w:val="20"/>
         </w:rPr>
-        <w:lastRenderedPageBreak/>
         <w:t>Săptămâna III de la 08.06.2026 până la 12.06. 2026</w:t>
       </w:r>
     </w:p>
@@ -4616,7 +4837,7 @@
         <mc:AlternateContent>
           <mc:Choice Requires="wps">
             <w:drawing>
-              <wp:anchor distT="0" distB="0" distL="114300" distR="114300" simplePos="0" relativeHeight="251660288" behindDoc="0" locked="0" layoutInCell="1" allowOverlap="1" wp14:anchorId="4E69580E" wp14:editId="5E79050C">
+              <wp:anchor distT="0" distB="0" distL="114300" distR="114300" simplePos="0" relativeHeight="251660288" behindDoc="0" locked="0" layoutInCell="1" allowOverlap="1" wp14:anchorId="4E69580E" wp14:editId="7B49D1FF">
                 <wp:simplePos x="0" y="0"/>
                 <wp:positionH relativeFrom="column">
                   <wp:posOffset>489257</wp:posOffset>
@@ -4671,7 +4892,7 @@
           </mc:Choice>
           <mc:Fallback>
             <w:pict>
-              <v:oval w14:anchorId="5AA641DF" id="Oval 2" o:spid="_x0000_s1026" style="position:absolute;margin-left:38.5pt;margin-top:1.15pt;width:10.5pt;height:11.25pt;z-index:251660288;visibility:visible;mso-wrap-style:square;mso-wrap-distance-left:9pt;mso-wrap-distance-top:0;mso-wrap-distance-right:9pt;mso-wrap-distance-bottom:0;mso-position-horizontal:absolute;mso-position-horizontal-relative:text;mso-position-vertical:absolute;mso-position-vertical-relative:text;v-text-anchor:middle" o:gfxdata="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" filled="f" strokecolor="#bc4542 [3045]">
+              <v:oval w14:anchorId="1DD72A71" id="Oval 2" o:spid="_x0000_s1026" style="position:absolute;margin-left:38.5pt;margin-top:1.15pt;width:10.5pt;height:11.25pt;z-index:251660288;visibility:visible;mso-wrap-style:square;mso-wrap-distance-left:9pt;mso-wrap-distance-top:0;mso-wrap-distance-right:9pt;mso-wrap-distance-bottom:0;mso-position-horizontal:absolute;mso-position-horizontal-relative:text;mso-position-vertical:absolute;mso-position-vertical-relative:text;v-text-anchor:middle" o:gfxdata="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" filled="f" strokecolor="#bc4542 [3045]">
                 <v:shadow on="t" color="black" opacity="22937f" origin=",.5" offset="0,.63889mm"/>
               </v:oval>
             </w:pict>
@@ -4879,6 +5100,75 @@
         </w:rPr>
       </w:pPr>
       <w:r>
+        <w:rPr>
+          <w:noProof/>
+          <w:sz w:val="24"/>
+          <w:szCs w:val="24"/>
+        </w:rPr>
+        <w:drawing>
+          <wp:anchor distT="0" distB="0" distL="114300" distR="114300" simplePos="0" relativeHeight="251667456" behindDoc="1" locked="0" layoutInCell="1" allowOverlap="1" wp14:anchorId="315A81A5" wp14:editId="720CC0D0">
+            <wp:simplePos x="0" y="0"/>
+            <wp:positionH relativeFrom="column">
+              <wp:posOffset>1733550</wp:posOffset>
+            </wp:positionH>
+            <wp:positionV relativeFrom="paragraph">
+              <wp:posOffset>13335</wp:posOffset>
+            </wp:positionV>
+            <wp:extent cx="1888068" cy="457200"/>
+            <wp:effectExtent l="0" t="0" r="0" b="0"/>
+            <wp:wrapNone/>
+            <wp:docPr id="6" name="Picture 6"/>
+            <wp:cNvGraphicFramePr>
+              <a:graphicFrameLocks xmlns:a="http://schemas.openxmlformats.org/drawingml/2006/main" noChangeAspect="1"/>
+            </wp:cNvGraphicFramePr>
+            <a:graphic xmlns:a="http://schemas.openxmlformats.org/drawingml/2006/main">
+              <a:graphicData uri="http://schemas.openxmlformats.org/drawingml/2006/picture">
+                <pic:pic xmlns:pic="http://schemas.openxmlformats.org/drawingml/2006/picture">
+                  <pic:nvPicPr>
+                    <pic:cNvPr id="0" name="Picture 1"/>
+                    <pic:cNvPicPr>
+                      <a:picLocks noChangeAspect="1" noChangeArrowheads="1"/>
+                    </pic:cNvPicPr>
+                  </pic:nvPicPr>
+                  <pic:blipFill>
+                    <a:blip r:embed="rId10" cstate="print">
+                      <a:extLst>
+                        <a:ext uri="{28A0092B-C50C-407E-A947-70E740481C1C}">
+                          <a14:useLocalDpi xmlns:a14="http://schemas.microsoft.com/office/drawing/2010/main" val="0"/>
+                        </a:ext>
+                      </a:extLst>
+                    </a:blip>
+                    <a:srcRect/>
+                    <a:stretch>
+                      <a:fillRect/>
+                    </a:stretch>
+                  </pic:blipFill>
+                  <pic:spPr bwMode="auto">
+                    <a:xfrm>
+                      <a:off x="0" y="0"/>
+                      <a:ext cx="1888068" cy="457200"/>
+                    </a:xfrm>
+                    <a:prstGeom prst="rect">
+                      <a:avLst/>
+                    </a:prstGeom>
+                    <a:noFill/>
+                    <a:ln>
+                      <a:noFill/>
+                    </a:ln>
+                  </pic:spPr>
+                </pic:pic>
+              </a:graphicData>
+            </a:graphic>
+            <wp14:sizeRelH relativeFrom="margin">
+              <wp14:pctWidth>0</wp14:pctWidth>
+            </wp14:sizeRelH>
+            <wp14:sizeRelV relativeFrom="margin">
+              <wp14:pctHeight>0</wp14:pctHeight>
+            </wp14:sizeRelV>
+          </wp:anchor>
+        </w:drawing>
+      </w:r>
+      <w:r>
         <w:t>Elevul (a) ______________ / Ivanov Nichita /</w:t>
       </w:r>
     </w:p>
@@ -5172,7 +5462,7 @@
     </w:p>
     <w:p/>
     <w:sectPr>
-      <w:footerReference w:type="default" r:id="rId10"/>
+      <w:footerReference w:type="default" r:id="rId11"/>
       <w:pgSz w:w="8391" w:h="11907"/>
       <w:pgMar w:top="851" w:right="851" w:bottom="851" w:left="851" w:header="720" w:footer="720" w:gutter="0"/>
       <w:pgNumType w:start="1"/>
@@ -6552,28 +6842,28 @@
 </file>
 
 <file path=customXml/item1.xml><?xml version="1.0" encoding="utf-8"?>
-<b:Sources xmlns:b="http://schemas.openxmlformats.org/officeDocument/2006/bibliography" xmlns="http://schemas.openxmlformats.org/officeDocument/2006/bibliography" SelectedStyle="\APASixthEditionOfficeOnline.xsl" StyleName="APA" Version="6"/>
-</file>
-
-<file path=customXml/item2.xml><?xml version="1.0" encoding="utf-8"?>
 <go:gDocsCustomXmlDataStorage xmlns:go="http://customooxmlschemas.google.com/" xmlns:r="http://schemas.openxmlformats.org/officeDocument/2006/relationships" uri="GoogleDocsCustomDataVersion2">
   <go:docsCustomData xmlns:go="http://customooxmlschemas.google.com/" roundtripDataSignature="AMtx7mjOeFv0cj65uxdfeIMAU7SQSw7SZA==">CgMxLjA4AGooChRzdWdnZXN0LmV4bmJ3Y2F6YWlidxIQQ29uc3RhbnRpbiBCYXJidXIhMWFVWjBlbERKRm1QTXN5cWg3MXZCN3BWWEFfTXdhZTY4</go:docsCustomData>
 </go:gDocsCustomXmlDataStorage>
 </file>
 
-<file path=customXml/itemProps1.xml><?xml version="1.0" encoding="utf-8"?>
-<ds:datastoreItem xmlns:ds="http://schemas.openxmlformats.org/officeDocument/2006/customXml" ds:itemID="{6FF7CB19-3384-46EB-9AF4-D1D78528D094}">
-  <ds:schemaRefs>
-    <ds:schemaRef ds:uri="http://schemas.openxmlformats.org/officeDocument/2006/bibliography"/>
-  </ds:schemaRefs>
-</ds:datastoreItem>
+<file path=customXml/item2.xml><?xml version="1.0" encoding="utf-8"?>
+<b:Sources xmlns:b="http://schemas.openxmlformats.org/officeDocument/2006/bibliography" xmlns="http://schemas.openxmlformats.org/officeDocument/2006/bibliography" SelectedStyle="\APASixthEditionOfficeOnline.xsl" StyleName="APA" Version="6"/>
 </file>
 
-<file path=customXml/itemProps2.xml><?xml version="1.0" encoding="utf-8"?>
+<file path=customXml/itemProps1.xml><?xml version="1.0" encoding="utf-8"?>
 <ds:datastoreItem xmlns:ds="http://schemas.openxmlformats.org/officeDocument/2006/customXml" ds:itemID="{11111111-1234-1234-1234-123412341234}">
   <ds:schemaRefs>
     <ds:schemaRef ds:uri="http://customooxmlschemas.google.com/"/>
     <ds:schemaRef ds:uri="http://schemas.openxmlformats.org/officeDocument/2006/relationships"/>
   </ds:schemaRefs>
 </ds:datastoreItem>
+</file>
+
+<file path=customXml/itemProps2.xml><?xml version="1.0" encoding="utf-8"?>
+<ds:datastoreItem xmlns:ds="http://schemas.openxmlformats.org/officeDocument/2006/customXml" ds:itemID="{6FF7CB19-3384-46EB-9AF4-D1D78528D094}">
+  <ds:schemaRefs>
+    <ds:schemaRef ds:uri="http://schemas.openxmlformats.org/officeDocument/2006/bibliography"/>
+  </ds:schemaRefs>
+</ds:datastoreItem>
 </file>